--- a/examples/grant_report.docx
+++ b/examples/grant_report.docx
@@ -15,7 +15,7 @@
       <w:r>
         <w:rPr>
           <w:b/>
-          <w:color w:val="1E3A8A"/>
+          <w:color w:val="1C5CAB"/>
           <w:sz w:val="60"/>
         </w:rPr>
         <w:t>Housing Stability Grant — Annual Outcome Report</w:t>
@@ -27,7 +27,7 @@
       </w:pPr>
       <w:r>
         <w:rPr>
-          <w:color w:val="64748B"/>
+          <w:color w:val="52514E"/>
           <w:sz w:val="36"/>
         </w:rPr>
         <w:t>Housing Stability Grant</w:t>
@@ -39,7 +39,7 @@
       </w:pPr>
       <w:r>
         <w:rPr>
-          <w:color w:val="64748B"/>
+          <w:color w:val="52514E"/>
           <w:sz w:val="22"/>
         </w:rPr>
         <w:t>Reporting Period: July 01, 2024 – June 30, 2025</w:t>
@@ -51,7 +51,7 @@
       </w:pPr>
       <w:r>
         <w:rPr>
-          <w:color w:val="64748B"/>
+          <w:color w:val="52514E"/>
           <w:sz w:val="22"/>
         </w:rPr>
         <w:t>Prepared by: Program Data &amp; Evaluation Team</w:t>
@@ -63,7 +63,7 @@
       </w:pPr>
       <w:r>
         <w:rPr>
-          <w:color w:val="64748B"/>
+          <w:color w:val="52514E"/>
           <w:sz w:val="22"/>
         </w:rPr>
         <w:t>Generated: August 01, 2026</w:t>
@@ -75,7 +75,7 @@
       </w:pPr>
       <w:r>
         <w:rPr>
-          <w:color w:val="64748B"/>
+          <w:color w:val="52514E"/>
           <w:sz w:val="22"/>
         </w:rPr>
         <w:t>Synthetic demonstration data — contains no real client information.</w:t>
@@ -222,7 +222,7 @@
     <w:p>
       <w:r>
         <w:rPr>
-          <w:color w:val="64748B"/>
+          <w:color w:val="52514E"/>
           <w:sz w:val="18"/>
         </w:rPr>
         <w:t>Narrative mode: Deterministic narrative (non-AI mode).</w:t>

--- a/examples/grant_report.docx
+++ b/examples/grant_report.docx
@@ -687,7 +687,7 @@
           </w:tcPr>
           <w:p>
             <w:r>
-              <w:t>119</w:t>
+              <w:t>122</w:t>
             </w:r>
           </w:p>
         </w:tc>
@@ -709,51 +709,7 @@
           </w:tcPr>
           <w:p>
             <w:r>
-              <w:t>117</w:t>
-            </w:r>
-          </w:p>
-        </w:tc>
-      </w:tr>
-      <w:tr>
-        <w:tc>
-          <w:tcPr>
-            <w:tcW w:type="dxa" w:w="4320"/>
-          </w:tcPr>
-          <w:p>
-            <w:r>
-              <w:t>Non-Binary</w:t>
-            </w:r>
-          </w:p>
-        </w:tc>
-        <w:tc>
-          <w:tcPr>
-            <w:tcW w:type="dxa" w:w="4320"/>
-          </w:tcPr>
-          <w:p>
-            <w:r>
-              <w:t>8</w:t>
-            </w:r>
-          </w:p>
-        </w:tc>
-      </w:tr>
-      <w:tr>
-        <w:tc>
-          <w:tcPr>
-            <w:tcW w:type="dxa" w:w="4320"/>
-          </w:tcPr>
-          <w:p>
-            <w:r>
-              <w:t>Transgender</w:t>
-            </w:r>
-          </w:p>
-        </w:tc>
-        <w:tc>
-          <w:tcPr>
-            <w:tcW w:type="dxa" w:w="4320"/>
-          </w:tcPr>
-          <w:p>
-            <w:r>
-              <w:t>8</w:t>
+              <w:t>121</w:t>
             </w:r>
           </w:p>
         </w:tc>
@@ -775,7 +731,7 @@
           </w:tcPr>
           <w:p>
             <w:r>
-              <w:t>7</w:t>
+              <w:t>10</w:t>
             </w:r>
           </w:p>
         </w:tc>
@@ -787,7 +743,7 @@
           </w:tcPr>
           <w:p>
             <w:r>
-              <w:t>F</w:t>
+              <w:t>Unknown</w:t>
             </w:r>
           </w:p>
         </w:tc>
@@ -797,7 +753,7 @@
           </w:tcPr>
           <w:p>
             <w:r>
-              <w:t>1</w:t>
+              <w:t>7</w:t>
             </w:r>
           </w:p>
         </w:tc>
@@ -911,7 +867,7 @@
           </w:tcPr>
           <w:p>
             <w:r>
-              <w:t>19</w:t>
+              <w:t>18</w:t>
             </w:r>
           </w:p>
         </w:tc>
@@ -1022,6 +978,28 @@
           <w:p>
             <w:r>
               <w:t>5</w:t>
+            </w:r>
+          </w:p>
+        </w:tc>
+      </w:tr>
+      <w:tr>
+        <w:tc>
+          <w:tcPr>
+            <w:tcW w:type="dxa" w:w="4320"/>
+          </w:tcPr>
+          <w:p>
+            <w:r>
+              <w:t>Caucasian</w:t>
+            </w:r>
+          </w:p>
+        </w:tc>
+        <w:tc>
+          <w:tcPr>
+            <w:tcW w:type="dxa" w:w="4320"/>
+          </w:tcPr>
+          <w:p>
+            <w:r>
+              <w:t>1</w:t>
             </w:r>
           </w:p>
         </w:tc>

--- a/examples/grant_report.docx
+++ b/examples/grant_report.docx
@@ -18,7 +18,7 @@
           <w:color w:val="1C5CAB"/>
           <w:sz w:val="60"/>
         </w:rPr>
-        <w:t>Housing Stability Grant — Annual Outcome Report</w:t>
+        <w:t>Stable Homes Grant — Annual Outcome Report</w:t>
       </w:r>
     </w:p>
     <w:p>
@@ -30,7 +30,7 @@
           <w:color w:val="52514E"/>
           <w:sz w:val="36"/>
         </w:rPr>
-        <w:t>Housing Stability Grant</w:t>
+        <w:t>Stable Homes Grant</w:t>
       </w:r>
     </w:p>
     <w:p>
@@ -66,7 +66,7 @@
           <w:color w:val="52514E"/>
           <w:sz w:val="22"/>
         </w:rPr>
-        <w:t>Generated: August 01, 2026</w:t>
+        <w:t>Generated: August 10, 2026</w:t>
       </w:r>
     </w:p>
     <w:p>
@@ -214,18 +214,14 @@
         <w:t>Executive Summary</w:t>
       </w:r>
     </w:p>
-    <w:p>
-      <w:r>
-        <w:t>During the reporting period (July 2024–June 2025), Housing Stability Grant programs enrolled 260 clients across 260 households (472 individuals). Of 145 exits, 93 (64.1%) were successful and 93 (64.1%) went to permanent housing. Median household income change at exit was $0, with 46.8% of households increasing income. 5 of 5 performance measures met their targets. Headline: 64.1% of the 145 exits this period were successful, against 5 tracked measures (5 met, 0 missed).</w:t>
-      </w:r>
-    </w:p>
+    <w:p/>
     <w:p>
       <w:r>
         <w:rPr>
           <w:color w:val="52514E"/>
           <w:sz w:val="18"/>
         </w:rPr>
-        <w:t>Narrative mode: Deterministic narrative (non-AI mode).</w:t>
+        <w:t>Narrative mode: AI-assisted narrative grounded in deterministic calculations.</w:t>
       </w:r>
     </w:p>
     <w:p>
@@ -238,7 +234,7 @@
     </w:p>
     <w:p>
       <w:r>
-        <w:t>Audited 263 records for Housing Stability Grant: overall data quality score 85.1/100 (grade B). Findings by severity: 9 critical, 31 high, 27 medium, 10 low, 38 informational. 5 blocking issue type(s) must be resolved before submission: Missing required fields, Missing exit destination, Duplicate client enrollment, Unknown program. Largest issues: Duplicate client enrollment (6 records); Exit before enrollment (3 records); Missing required fields (4 records).</w:t>
+        <w:t>Audited 263 records for Stable Homes Grant: overall data quality score 85.1/100 (grade B). Findings by severity: 9 critical, 31 high, 27 medium, 10 low, 38 informational. 5 blocking issue type(s) must be resolved before submission: Missing required fields, Missing exit destination, Exit before enrollment, Duplicate client enrollment. Largest issues: Duplicate client enrollment (6 records); Exit before enrollment (3 records); Missing required fields (4 records).</w:t>
       </w:r>
     </w:p>
     <w:tbl>
@@ -417,6 +413,14 @@
         <w:pStyle w:val="ListBullet"/>
       </w:pPr>
       <w:r>
+        <w:t>Exit before enrollment — 3 record(s)</w:t>
+      </w:r>
+    </w:p>
+    <w:p>
+      <w:pPr>
+        <w:pStyle w:val="ListBullet"/>
+      </w:pPr>
+      <w:r>
         <w:t>Duplicate client enrollment — 6 record(s)</w:t>
       </w:r>
     </w:p>
@@ -426,14 +430,6 @@
       </w:pPr>
       <w:r>
         <w:t>Unknown program — 2 record(s)</w:t>
-      </w:r>
-    </w:p>
-    <w:p>
-      <w:pPr>
-        <w:pStyle w:val="ListBullet"/>
-      </w:pPr>
-      <w:r>
-        <w:t>Exit before enrollment — 3 record(s)</w:t>
       </w:r>
     </w:p>
     <w:p>
@@ -1956,6 +1952,58 @@
     <w:p/>
     <w:p>
       <w:pPr>
+        <w:jc w:val="center"/>
+      </w:pPr>
+      <w:r>
+        <w:drawing>
+          <wp:inline xmlns:a="http://schemas.openxmlformats.org/drawingml/2006/main" xmlns:pic="http://schemas.openxmlformats.org/drawingml/2006/picture">
+            <wp:extent cx="5486400" cy="3200400"/>
+            <wp:docPr id="1" name="Picture 1"/>
+            <wp:cNvGraphicFramePr>
+              <a:graphicFrameLocks noChangeAspect="1"/>
+            </wp:cNvGraphicFramePr>
+            <a:graphic>
+              <a:graphicData uri="http://schemas.openxmlformats.org/drawingml/2006/picture">
+                <pic:pic>
+                  <pic:nvPicPr>
+                    <pic:cNvPr id="0" name="image.png"/>
+                    <pic:cNvPicPr/>
+                  </pic:nvPicPr>
+                  <pic:blipFill>
+                    <a:blip r:embed="rId9"/>
+                    <a:stretch>
+                      <a:fillRect/>
+                    </a:stretch>
+                  </pic:blipFill>
+                  <pic:spPr>
+                    <a:xfrm>
+                      <a:off x="0" y="0"/>
+                      <a:ext cx="5486400" cy="3200400"/>
+                    </a:xfrm>
+                    <a:prstGeom prst="rect"/>
+                  </pic:spPr>
+                </pic:pic>
+              </a:graphicData>
+            </a:graphic>
+          </wp:inline>
+        </w:drawing>
+      </w:r>
+    </w:p>
+    <w:p>
+      <w:pPr>
+        <w:jc w:val="center"/>
+      </w:pPr>
+      <w:r>
+        <w:rPr>
+          <w:i/>
+          <w:color w:val="52514E"/>
+          <w:sz w:val="18"/>
+        </w:rPr>
+        <w:t>Monthly enrollments and exits</w:t>
+      </w:r>
+    </w:p>
+    <w:p>
+      <w:pPr>
         <w:pStyle w:val="Heading1"/>
       </w:pPr>
       <w:r>
@@ -2356,6 +2404,58 @@
     <w:p/>
     <w:p>
       <w:pPr>
+        <w:jc w:val="center"/>
+      </w:pPr>
+      <w:r>
+        <w:drawing>
+          <wp:inline xmlns:a="http://schemas.openxmlformats.org/drawingml/2006/main" xmlns:pic="http://schemas.openxmlformats.org/drawingml/2006/picture">
+            <wp:extent cx="5486400" cy="3200400"/>
+            <wp:docPr id="2" name="Picture 2"/>
+            <wp:cNvGraphicFramePr>
+              <a:graphicFrameLocks noChangeAspect="1"/>
+            </wp:cNvGraphicFramePr>
+            <a:graphic>
+              <a:graphicData uri="http://schemas.openxmlformats.org/drawingml/2006/picture">
+                <pic:pic>
+                  <pic:nvPicPr>
+                    <pic:cNvPr id="0" name="image.png"/>
+                    <pic:cNvPicPr/>
+                  </pic:nvPicPr>
+                  <pic:blipFill>
+                    <a:blip r:embed="rId10"/>
+                    <a:stretch>
+                      <a:fillRect/>
+                    </a:stretch>
+                  </pic:blipFill>
+                  <pic:spPr>
+                    <a:xfrm>
+                      <a:off x="0" y="0"/>
+                      <a:ext cx="5486400" cy="3200400"/>
+                    </a:xfrm>
+                    <a:prstGeom prst="rect"/>
+                  </pic:spPr>
+                </pic:pic>
+              </a:graphicData>
+            </a:graphic>
+          </wp:inline>
+        </w:drawing>
+      </w:r>
+    </w:p>
+    <w:p>
+      <w:pPr>
+        <w:jc w:val="center"/>
+      </w:pPr>
+      <w:r>
+        <w:rPr>
+          <w:i/>
+          <w:color w:val="52514E"/>
+          <w:sz w:val="18"/>
+        </w:rPr>
+        <w:t>Where households went at exit</w:t>
+      </w:r>
+    </w:p>
+    <w:p>
+      <w:pPr>
         <w:pStyle w:val="Heading1"/>
       </w:pPr>
       <w:r>
@@ -2534,6 +2634,58 @@
       </w:tr>
     </w:tbl>
     <w:p/>
+    <w:p>
+      <w:pPr>
+        <w:jc w:val="center"/>
+      </w:pPr>
+      <w:r>
+        <w:drawing>
+          <wp:inline xmlns:a="http://schemas.openxmlformats.org/drawingml/2006/main" xmlns:pic="http://schemas.openxmlformats.org/drawingml/2006/picture">
+            <wp:extent cx="5486400" cy="3200400"/>
+            <wp:docPr id="3" name="Picture 3"/>
+            <wp:cNvGraphicFramePr>
+              <a:graphicFrameLocks noChangeAspect="1"/>
+            </wp:cNvGraphicFramePr>
+            <a:graphic>
+              <a:graphicData uri="http://schemas.openxmlformats.org/drawingml/2006/picture">
+                <pic:pic>
+                  <pic:nvPicPr>
+                    <pic:cNvPr id="0" name="image.png"/>
+                    <pic:cNvPicPr/>
+                  </pic:nvPicPr>
+                  <pic:blipFill>
+                    <a:blip r:embed="rId11"/>
+                    <a:stretch>
+                      <a:fillRect/>
+                    </a:stretch>
+                  </pic:blipFill>
+                  <pic:spPr>
+                    <a:xfrm>
+                      <a:off x="0" y="0"/>
+                      <a:ext cx="5486400" cy="3200400"/>
+                    </a:xfrm>
+                    <a:prstGeom prst="rect"/>
+                  </pic:spPr>
+                </pic:pic>
+              </a:graphicData>
+            </a:graphic>
+          </wp:inline>
+        </w:drawing>
+      </w:r>
+    </w:p>
+    <w:p>
+      <w:pPr>
+        <w:jc w:val="center"/>
+      </w:pPr>
+      <w:r>
+        <w:rPr>
+          <w:i/>
+          <w:color w:val="52514E"/>
+          <w:sz w:val="18"/>
+        </w:rPr>
+        <w:t>Income change from entry to exit</w:t>
+      </w:r>
+    </w:p>
     <w:p>
       <w:pPr>
         <w:pStyle w:val="Heading1"/>
@@ -2780,6 +2932,58 @@
       </w:tr>
     </w:tbl>
     <w:p/>
+    <w:p>
+      <w:pPr>
+        <w:jc w:val="center"/>
+      </w:pPr>
+      <w:r>
+        <w:drawing>
+          <wp:inline xmlns:a="http://schemas.openxmlformats.org/drawingml/2006/main" xmlns:pic="http://schemas.openxmlformats.org/drawingml/2006/picture">
+            <wp:extent cx="5486400" cy="3200400"/>
+            <wp:docPr id="4" name="Picture 4"/>
+            <wp:cNvGraphicFramePr>
+              <a:graphicFrameLocks noChangeAspect="1"/>
+            </wp:cNvGraphicFramePr>
+            <a:graphic>
+              <a:graphicData uri="http://schemas.openxmlformats.org/drawingml/2006/picture">
+                <pic:pic>
+                  <pic:nvPicPr>
+                    <pic:cNvPr id="0" name="image.png"/>
+                    <pic:cNvPicPr/>
+                  </pic:nvPicPr>
+                  <pic:blipFill>
+                    <a:blip r:embed="rId12"/>
+                    <a:stretch>
+                      <a:fillRect/>
+                    </a:stretch>
+                  </pic:blipFill>
+                  <pic:spPr>
+                    <a:xfrm>
+                      <a:off x="0" y="0"/>
+                      <a:ext cx="5486400" cy="3200400"/>
+                    </a:xfrm>
+                    <a:prstGeom prst="rect"/>
+                  </pic:spPr>
+                </pic:pic>
+              </a:graphicData>
+            </a:graphic>
+          </wp:inline>
+        </w:drawing>
+      </w:r>
+    </w:p>
+    <w:p>
+      <w:pPr>
+        <w:jc w:val="center"/>
+      </w:pPr>
+      <w:r>
+        <w:rPr>
+          <w:i/>
+          <w:color w:val="52514E"/>
+          <w:sz w:val="18"/>
+        </w:rPr>
+        <w:t>Follow-up completion by interval</w:t>
+      </w:r>
+    </w:p>
     <w:p>
       <w:pPr>
         <w:pStyle w:val="Heading1"/>
@@ -3066,6 +3270,58 @@
       </w:tr>
     </w:tbl>
     <w:p/>
+    <w:p>
+      <w:pPr>
+        <w:jc w:val="center"/>
+      </w:pPr>
+      <w:r>
+        <w:drawing>
+          <wp:inline xmlns:a="http://schemas.openxmlformats.org/drawingml/2006/main" xmlns:pic="http://schemas.openxmlformats.org/drawingml/2006/picture">
+            <wp:extent cx="5486400" cy="3200400"/>
+            <wp:docPr id="5" name="Picture 5"/>
+            <wp:cNvGraphicFramePr>
+              <a:graphicFrameLocks noChangeAspect="1"/>
+            </wp:cNvGraphicFramePr>
+            <a:graphic>
+              <a:graphicData uri="http://schemas.openxmlformats.org/drawingml/2006/picture">
+                <pic:pic>
+                  <pic:nvPicPr>
+                    <pic:cNvPr id="0" name="image.png"/>
+                    <pic:cNvPicPr/>
+                  </pic:nvPicPr>
+                  <pic:blipFill>
+                    <a:blip r:embed="rId13"/>
+                    <a:stretch>
+                      <a:fillRect/>
+                    </a:stretch>
+                  </pic:blipFill>
+                  <pic:spPr>
+                    <a:xfrm>
+                      <a:off x="0" y="0"/>
+                      <a:ext cx="5486400" cy="3200400"/>
+                    </a:xfrm>
+                    <a:prstGeom prst="rect"/>
+                  </pic:spPr>
+                </pic:pic>
+              </a:graphicData>
+            </a:graphic>
+          </wp:inline>
+        </w:drawing>
+      </w:r>
+    </w:p>
+    <w:p>
+      <w:pPr>
+        <w:jc w:val="center"/>
+      </w:pPr>
+      <w:r>
+        <w:rPr>
+          <w:i/>
+          <w:color w:val="52514E"/>
+          <w:sz w:val="18"/>
+        </w:rPr>
+        <w:t>Performance measures against target</w:t>
+      </w:r>
+    </w:p>
     <w:p>
       <w:pPr>
         <w:pStyle w:val="Heading1"/>
@@ -3358,6 +3614,110 @@
     <w:p/>
     <w:p>
       <w:pPr>
+        <w:jc w:val="center"/>
+      </w:pPr>
+      <w:r>
+        <w:drawing>
+          <wp:inline xmlns:a="http://schemas.openxmlformats.org/drawingml/2006/main" xmlns:pic="http://schemas.openxmlformats.org/drawingml/2006/picture">
+            <wp:extent cx="5486400" cy="3200400"/>
+            <wp:docPr id="6" name="Picture 6"/>
+            <wp:cNvGraphicFramePr>
+              <a:graphicFrameLocks noChangeAspect="1"/>
+            </wp:cNvGraphicFramePr>
+            <a:graphic>
+              <a:graphicData uri="http://schemas.openxmlformats.org/drawingml/2006/picture">
+                <pic:pic>
+                  <pic:nvPicPr>
+                    <pic:cNvPr id="0" name="image.png"/>
+                    <pic:cNvPicPr/>
+                  </pic:nvPicPr>
+                  <pic:blipFill>
+                    <a:blip r:embed="rId14"/>
+                    <a:stretch>
+                      <a:fillRect/>
+                    </a:stretch>
+                  </pic:blipFill>
+                  <pic:spPr>
+                    <a:xfrm>
+                      <a:off x="0" y="0"/>
+                      <a:ext cx="5486400" cy="3200400"/>
+                    </a:xfrm>
+                    <a:prstGeom prst="rect"/>
+                  </pic:spPr>
+                </pic:pic>
+              </a:graphicData>
+            </a:graphic>
+          </wp:inline>
+        </w:drawing>
+      </w:r>
+    </w:p>
+    <w:p>
+      <w:pPr>
+        <w:jc w:val="center"/>
+      </w:pPr>
+      <w:r>
+        <w:rPr>
+          <w:i/>
+          <w:color w:val="52514E"/>
+          <w:sz w:val="18"/>
+        </w:rPr>
+        <w:t>Enrollments and exits by program</w:t>
+      </w:r>
+    </w:p>
+    <w:p>
+      <w:pPr>
+        <w:jc w:val="center"/>
+      </w:pPr>
+      <w:r>
+        <w:drawing>
+          <wp:inline xmlns:a="http://schemas.openxmlformats.org/drawingml/2006/main" xmlns:pic="http://schemas.openxmlformats.org/drawingml/2006/picture">
+            <wp:extent cx="5486400" cy="3200400"/>
+            <wp:docPr id="7" name="Picture 7"/>
+            <wp:cNvGraphicFramePr>
+              <a:graphicFrameLocks noChangeAspect="1"/>
+            </wp:cNvGraphicFramePr>
+            <a:graphic>
+              <a:graphicData uri="http://schemas.openxmlformats.org/drawingml/2006/picture">
+                <pic:pic>
+                  <pic:nvPicPr>
+                    <pic:cNvPr id="0" name="image.png"/>
+                    <pic:cNvPicPr/>
+                  </pic:nvPicPr>
+                  <pic:blipFill>
+                    <a:blip r:embed="rId15"/>
+                    <a:stretch>
+                      <a:fillRect/>
+                    </a:stretch>
+                  </pic:blipFill>
+                  <pic:spPr>
+                    <a:xfrm>
+                      <a:off x="0" y="0"/>
+                      <a:ext cx="5486400" cy="3200400"/>
+                    </a:xfrm>
+                    <a:prstGeom prst="rect"/>
+                  </pic:spPr>
+                </pic:pic>
+              </a:graphicData>
+            </a:graphic>
+          </wp:inline>
+        </w:drawing>
+      </w:r>
+    </w:p>
+    <w:p>
+      <w:pPr>
+        <w:jc w:val="center"/>
+      </w:pPr>
+      <w:r>
+        <w:rPr>
+          <w:i/>
+          <w:color w:val="52514E"/>
+          <w:sz w:val="18"/>
+        </w:rPr>
+        <w:t>Outcome rates by program</w:t>
+      </w:r>
+    </w:p>
+    <w:p>
+      <w:pPr>
         <w:pStyle w:val="Heading1"/>
       </w:pPr>
       <w:r>
@@ -3457,6 +3817,14 @@
         <w:pStyle w:val="ListBullet"/>
       </w:pPr>
       <w:r>
+        <w:t>Blocking: Exit before enrollment affects 3 record(s) — Exit dates fall before the enrollment date, which is impossible and produces negative lengths of stay.</w:t>
+      </w:r>
+    </w:p>
+    <w:p>
+      <w:pPr>
+        <w:pStyle w:val="ListBullet"/>
+      </w:pPr>
+      <w:r>
         <w:t>Blocking: Duplicate client enrollment affects 6 record(s) — The same client ID appears more than once for the same program and enrollment date. Duplicates inflate enrollment counts and distort every rate.</w:t>
       </w:r>
     </w:p>
@@ -3466,14 +3834,6 @@
       </w:pPr>
       <w:r>
         <w:t>Blocking: Unknown program affects 2 record(s) — Program labels do not match any program or alias defined in the grant profile. These records cannot be attributed to a funded program.</w:t>
-      </w:r>
-    </w:p>
-    <w:p>
-      <w:pPr>
-        <w:pStyle w:val="ListBullet"/>
-      </w:pPr>
-      <w:r>
-        <w:t>Blocking: Exit before enrollment affects 3 record(s) — Exit dates fall before the enrollment date, which is impossible and produces negative lengths of stay.</w:t>
       </w:r>
     </w:p>
     <w:p>

--- a/examples/grant_report.docx
+++ b/examples/grant_report.docx
@@ -214,14 +214,18 @@
         <w:t>Executive Summary</w:t>
       </w:r>
     </w:p>
-    <w:p/>
+    <w:p>
+      <w:r>
+        <w:t>During the reporting period (July 2024–June 2025), Stable Homes Grant programs enrolled 260 clients across 260 households (472 individuals). Of 145 exits, 93 (64.1%) were successful and 93 (64.1%) went to permanent housing. Median household income change at exit was $0, with 46.8% of households increasing income. 5 of 5 performance measures met their targets. Headline: 64.1% of the 145 exits this period were successful, against 5 tracked measures (5 met, 0 missed).</w:t>
+      </w:r>
+    </w:p>
     <w:p>
       <w:r>
         <w:rPr>
           <w:color w:val="52514E"/>
           <w:sz w:val="18"/>
         </w:rPr>
-        <w:t>Narrative mode: AI-assisted narrative grounded in deterministic calculations.</w:t>
+        <w:t>Narrative mode: Deterministic narrative (non-AI mode).</w:t>
       </w:r>
     </w:p>
     <w:p>

--- a/examples/grant_report.docx
+++ b/examples/grant_report.docx
@@ -66,7 +66,7 @@
           <w:color w:val="52514E"/>
           <w:sz w:val="22"/>
         </w:rPr>
-        <w:t>Generated: August 10, 2026</w:t>
+        <w:t>Generated: August 12, 2026</w:t>
       </w:r>
     </w:p>
     <w:p>
